--- a/paper/paper_ieee.docx
+++ b/paper/paper_ieee.docx
@@ -478,7 +478,7 @@
         <w:rPr>
           <w:rFonts w:ascii="Times New Roman" w:hAnsi="Times New Roman"/>
         </w:rPr>
-        <w:t>Table 1 presents mean AUC and Brier scores (across all four horizons, Platt-calibrated) for all models on NASA and CALCE. Both datasets show strong discrimination: AUC ranges from 0.878 (Random Forest on NASA) to 0.918 (LightGBM on CALCE). The single exception is Random Forest on NASA at H=10, which achieves 0.848, slightly below the 0.85 threshold. CALCE achieves consistently lower Brier scores than NASA, reflecting the larger number of cycles per cell and smoother degradation trajectories. The GRU achieves competitive within-dataset performance on both datasets (mean AUC=0.886 on NASA, 0.949 on CALCE).</w:t>
+        <w:t>Table 1 presents mean AUC and Brier scores (across all four horizons, Platt-calibrated) for all models on NASA and CALCE. Both datasets show strong discrimination: mean AUC ranges from 0.844 (GRU on calce) to 0.913 (XGBoost on calce). The exceptions are GRU on calce at H=20 (0.779), GRU on calce at H=30 (0.768), below the 0.85 threshold. CALCE achieves consistently lower Brier scores than NASA, reflecting the larger number of cycles per cell and smoother degradation trajectories. The GRU achieves competitive within-dataset performance on both datasets (mean AUC=0.889 on NASA, 0.844 on CALCE).</w:t>
       </w:r>
     </w:p>
     <w:p>
@@ -1619,7 +1619,7 @@
         </w:rPr>
         <w:drawing>
           <wp:inline xmlns:a="http://schemas.openxmlformats.org/drawingml/2006/main" xmlns:pic="http://schemas.openxmlformats.org/drawingml/2006/picture">
-            <wp:extent cx="2926080" cy="1746367"/>
+            <wp:extent cx="2926080" cy="1713438"/>
             <wp:docPr id="1" name="Picture 1"/>
             <wp:cNvGraphicFramePr>
               <a:graphicFrameLocks noChangeAspect="1"/>
@@ -1640,7 +1640,7 @@
                   <pic:spPr>
                     <a:xfrm>
                       <a:off x="0" y="0"/>
-                      <a:ext cx="2926080" cy="1746367"/>
+                      <a:ext cx="2926080" cy="1713438"/>
                     </a:xfrm>
                     <a:prstGeom prst="rect"/>
                   </pic:spPr>
@@ -1659,7 +1659,7 @@
         <w:rPr>
           <w:rFonts w:ascii="Times New Roman" w:hAnsi="Times New Roman"/>
         </w:rPr>
-        <w:t>Figure 1. Within-dataset AUC heatmap at H=20 (best calibration per dataset). AUC values range from 0.875 (Random Forest on NASA) to 0.920 (LightGBM on CALCE).</w:t>
+        <w:t>Figure 1. Within-dataset AUC heatmap (mean H=10–50, Platt-calibrated). AUC values range from 0.844 (GRU on calce) to 0.913 (XGBoost on calce).</w:t>
       </w:r>
     </w:p>
     <w:p>
@@ -1672,7 +1672,7 @@
         </w:rPr>
         <w:drawing>
           <wp:inline xmlns:a="http://schemas.openxmlformats.org/drawingml/2006/main" xmlns:pic="http://schemas.openxmlformats.org/drawingml/2006/picture">
-            <wp:extent cx="2926080" cy="1845006"/>
+            <wp:extent cx="2926080" cy="1856782"/>
             <wp:docPr id="2" name="Picture 2"/>
             <wp:cNvGraphicFramePr>
               <a:graphicFrameLocks noChangeAspect="1"/>
@@ -1693,7 +1693,7 @@
                   <pic:spPr>
                     <a:xfrm>
                       <a:off x="0" y="0"/>
-                      <a:ext cx="2926080" cy="1845006"/>
+                      <a:ext cx="2926080" cy="1856782"/>
                     </a:xfrm>
                     <a:prstGeom prst="rect"/>
                   </pic:spPr>
@@ -1731,7 +1731,7 @@
         <w:rPr>
           <w:rFonts w:ascii="Times New Roman" w:hAnsi="Times New Roman"/>
         </w:rPr>
-        <w:t>Table 2 compares Platt and isotonic calibration across all within-dataset configurations. Platt achieves higher mean AUC on both NASA (Platt 0.899, Isotonic 0.880) and CALCE (Platt 0.900, Isotonic 0.892). On CALCE, the AUC gap is larger and more variable: for LightGBM, Platt AUC = 0.918 vs. Isotonic AUC = 0.694, a gap of 0.224. This gap on CALCE arises from its long-tailed degradation distribution (up to 1,952 cycles per cell with heavily imbalanced failure rates). Isotonic regression bins the extreme scores produced by these imbalanced tails into degenerate steps, reducing discriminative power while preserving average calibration (Brier scores remain comparable).</w:t>
+        <w:t>Table 2 compares Platt and isotonic calibration across all within-dataset configurations. Platt achieves higher mean AUC on both NASA (Platt 0.903, Isotonic 0.838) and CALCE (Platt 0.887, Isotonic 0.713). On CALCE, the AUC gap is larger and more variable: for LightGBM, Platt AUC = 0.909 vs. Isotonic AUC = 0.682, a gap of 0.227. This gap on CALCE arises from its long-tailed degradation distribution (up to 1,952 cycles per cell with heavily imbalanced failure rates). Isotonic regression bins the extreme scores produced by these imbalanced tails into degenerate steps, reducing discriminative power while preserving average calibration (Brier scores remain comparable).</w:t>
       </w:r>
     </w:p>
     <w:p>
@@ -2010,7 +2010,7 @@
         </w:rPr>
         <w:drawing>
           <wp:inline xmlns:a="http://schemas.openxmlformats.org/drawingml/2006/main" xmlns:pic="http://schemas.openxmlformats.org/drawingml/2006/picture">
-            <wp:extent cx="2926080" cy="1014857"/>
+            <wp:extent cx="2926080" cy="1855514"/>
             <wp:docPr id="3" name="Picture 3"/>
             <wp:cNvGraphicFramePr>
               <a:graphicFrameLocks noChangeAspect="1"/>
@@ -2019,7 +2019,7 @@
               <a:graphicData uri="http://schemas.openxmlformats.org/drawingml/2006/picture">
                 <pic:pic>
                   <pic:nvPicPr>
-                    <pic:cNvPr id="0" name="Fig02_Calibration_Comparison.png"/>
+                    <pic:cNvPr id="0" name="Fig02a_Calibration_NASA.png"/>
                     <pic:cNvPicPr/>
                   </pic:nvPicPr>
                   <pic:blipFill>
@@ -2031,7 +2031,7 @@
                   <pic:spPr>
                     <a:xfrm>
                       <a:off x="0" y="0"/>
-                      <a:ext cx="2926080" cy="1014857"/>
+                      <a:ext cx="2926080" cy="1855514"/>
                     </a:xfrm>
                     <a:prstGeom prst="rect"/>
                   </pic:spPr>
@@ -2050,7 +2050,60 @@
         <w:rPr>
           <w:rFonts w:ascii="Times New Roman" w:hAnsi="Times New Roman"/>
         </w:rPr>
-        <w:t>Figure 3. Platt vs. isotonic calibration reliability diagrams for NASA and CALCE (XGBoost, H=20). Platt maintains smoother calibration curves; isotonic produces degenerate bins on long-tailed CALCE data.</w:t>
+        <w:t>Figure 3a. Platt vs. isotonic calibration for NASA. Platt maintains smoother calibration curves.</w:t>
+      </w:r>
+    </w:p>
+    <w:p>
+      <w:pPr>
+        <w:jc w:val="center"/>
+      </w:pPr>
+      <w:r>
+        <w:rPr>
+          <w:rFonts w:ascii="Times New Roman" w:hAnsi="Times New Roman"/>
+        </w:rPr>
+        <w:drawing>
+          <wp:inline xmlns:a="http://schemas.openxmlformats.org/drawingml/2006/main" xmlns:pic="http://schemas.openxmlformats.org/drawingml/2006/picture">
+            <wp:extent cx="2926080" cy="1855514"/>
+            <wp:docPr id="4" name="Picture 4"/>
+            <wp:cNvGraphicFramePr>
+              <a:graphicFrameLocks noChangeAspect="1"/>
+            </wp:cNvGraphicFramePr>
+            <a:graphic>
+              <a:graphicData uri="http://schemas.openxmlformats.org/drawingml/2006/picture">
+                <pic:pic>
+                  <pic:nvPicPr>
+                    <pic:cNvPr id="0" name="Fig02b_Calibration_CALCE.png"/>
+                    <pic:cNvPicPr/>
+                  </pic:nvPicPr>
+                  <pic:blipFill>
+                    <a:blip r:embed="rId16"/>
+                    <a:stretch>
+                      <a:fillRect/>
+                    </a:stretch>
+                  </pic:blipFill>
+                  <pic:spPr>
+                    <a:xfrm>
+                      <a:off x="0" y="0"/>
+                      <a:ext cx="2926080" cy="1855514"/>
+                    </a:xfrm>
+                    <a:prstGeom prst="rect"/>
+                  </pic:spPr>
+                </pic:pic>
+              </a:graphicData>
+            </a:graphic>
+          </wp:inline>
+        </w:drawing>
+      </w:r>
+    </w:p>
+    <w:p>
+      <w:pPr>
+        <w:pStyle w:val="FigCaption"/>
+      </w:pPr>
+      <w:r>
+        <w:rPr>
+          <w:rFonts w:ascii="Times New Roman" w:hAnsi="Times New Roman"/>
+        </w:rPr>
+        <w:t>Figure 3b. Platt vs. isotonic calibration for CALCE. Isotonic produces degenerate bins on long-tailed data.</w:t>
       </w:r>
     </w:p>
     <w:p>
@@ -6002,8 +6055,8 @@
         </w:rPr>
         <w:drawing>
           <wp:inline xmlns:a="http://schemas.openxmlformats.org/drawingml/2006/main" xmlns:pic="http://schemas.openxmlformats.org/drawingml/2006/picture">
-            <wp:extent cx="2926080" cy="1055332"/>
-            <wp:docPr id="4" name="Picture 4"/>
+            <wp:extent cx="2926080" cy="1433101"/>
+            <wp:docPr id="5" name="Picture 5"/>
             <wp:cNvGraphicFramePr>
               <a:graphicFrameLocks noChangeAspect="1"/>
             </wp:cNvGraphicFramePr>
@@ -6011,11 +6064,11 @@
               <a:graphicData uri="http://schemas.openxmlformats.org/drawingml/2006/picture">
                 <pic:pic>
                   <pic:nvPicPr>
-                    <pic:cNvPr id="0" name="Fig03_CrossChem_With_SOH.png"/>
+                    <pic:cNvPr id="0" name="Fig03a_CrossChem_With_SOH_Oxford.png"/>
                     <pic:cNvPicPr/>
                   </pic:nvPicPr>
                   <pic:blipFill>
-                    <a:blip r:embed="rId16"/>
+                    <a:blip r:embed="rId17"/>
                     <a:stretch>
                       <a:fillRect/>
                     </a:stretch>
@@ -6023,7 +6076,7 @@
                   <pic:spPr>
                     <a:xfrm>
                       <a:off x="0" y="0"/>
-                      <a:ext cx="2926080" cy="1055332"/>
+                      <a:ext cx="2926080" cy="1433101"/>
                     </a:xfrm>
                     <a:prstGeom prst="rect"/>
                   </pic:spPr>
@@ -6042,7 +6095,7 @@
         <w:rPr>
           <w:rFonts w:ascii="Times New Roman" w:hAnsi="Times New Roman"/>
         </w:rPr>
-        <w:t>Figure 4. Cross-chemistry transfer with SOH (raw AUC, trees H=20, GRU mean across H). Left: Oxford (5 cells). Right: Severson (141 cells). The dual heatmap with white separator shows consistent SOH-driven high AUC across both LFP targets.</w:t>
+        <w:t>Figure 4a. Cross-chemistry transfer with SOH — Oxford (raw AUC, mean H=10–50). Consistent SOH-driven high AUC.</w:t>
       </w:r>
     </w:p>
     <w:p>
@@ -6055,8 +6108,8 @@
         </w:rPr>
         <w:drawing>
           <wp:inline xmlns:a="http://schemas.openxmlformats.org/drawingml/2006/main" xmlns:pic="http://schemas.openxmlformats.org/drawingml/2006/picture">
-            <wp:extent cx="2926080" cy="1055332"/>
-            <wp:docPr id="5" name="Picture 5"/>
+            <wp:extent cx="2926080" cy="1436095"/>
+            <wp:docPr id="6" name="Picture 6"/>
             <wp:cNvGraphicFramePr>
               <a:graphicFrameLocks noChangeAspect="1"/>
             </wp:cNvGraphicFramePr>
@@ -6064,11 +6117,11 @@
               <a:graphicData uri="http://schemas.openxmlformats.org/drawingml/2006/picture">
                 <pic:pic>
                   <pic:nvPicPr>
-                    <pic:cNvPr id="0" name="Fig04_CrossChem_No_SOH.png"/>
+                    <pic:cNvPr id="0" name="Fig03b_CrossChem_With_SOH_Severson.png"/>
                     <pic:cNvPicPr/>
                   </pic:nvPicPr>
                   <pic:blipFill>
-                    <a:blip r:embed="rId17"/>
+                    <a:blip r:embed="rId18"/>
                     <a:stretch>
                       <a:fillRect/>
                     </a:stretch>
@@ -6076,7 +6129,7 @@
                   <pic:spPr>
                     <a:xfrm>
                       <a:off x="0" y="0"/>
-                      <a:ext cx="2926080" cy="1055332"/>
+                      <a:ext cx="2926080" cy="1436095"/>
                     </a:xfrm>
                     <a:prstGeom prst="rect"/>
                   </pic:spPr>
@@ -6095,7 +6148,113 @@
         <w:rPr>
           <w:rFonts w:ascii="Times New Roman" w:hAnsi="Times New Roman"/>
         </w:rPr>
-        <w:t>Figure 5. Cross-chemistry transfer without SOH (raw AUC, trees H=20, GRU mean across H). Left: Oxford (5 cells). Right: Severson (141 cells). AUC collapses across all training×target combinations, confirming SOH dependence.</w:t>
+        <w:t>Figure 4b. Cross-chemistry transfer with SOH — Severson (raw AUC, mean H=10–50). Consistent SOH-driven high AUC across 141 cells.</w:t>
+      </w:r>
+    </w:p>
+    <w:p>
+      <w:pPr>
+        <w:jc w:val="center"/>
+      </w:pPr>
+      <w:r>
+        <w:rPr>
+          <w:rFonts w:ascii="Times New Roman" w:hAnsi="Times New Roman"/>
+        </w:rPr>
+        <w:drawing>
+          <wp:inline xmlns:a="http://schemas.openxmlformats.org/drawingml/2006/main" xmlns:pic="http://schemas.openxmlformats.org/drawingml/2006/picture">
+            <wp:extent cx="2926080" cy="1433101"/>
+            <wp:docPr id="7" name="Picture 7"/>
+            <wp:cNvGraphicFramePr>
+              <a:graphicFrameLocks noChangeAspect="1"/>
+            </wp:cNvGraphicFramePr>
+            <a:graphic>
+              <a:graphicData uri="http://schemas.openxmlformats.org/drawingml/2006/picture">
+                <pic:pic>
+                  <pic:nvPicPr>
+                    <pic:cNvPr id="0" name="Fig04a_CrossChem_No_SOH_Oxford.png"/>
+                    <pic:cNvPicPr/>
+                  </pic:nvPicPr>
+                  <pic:blipFill>
+                    <a:blip r:embed="rId19"/>
+                    <a:stretch>
+                      <a:fillRect/>
+                    </a:stretch>
+                  </pic:blipFill>
+                  <pic:spPr>
+                    <a:xfrm>
+                      <a:off x="0" y="0"/>
+                      <a:ext cx="2926080" cy="1433101"/>
+                    </a:xfrm>
+                    <a:prstGeom prst="rect"/>
+                  </pic:spPr>
+                </pic:pic>
+              </a:graphicData>
+            </a:graphic>
+          </wp:inline>
+        </w:drawing>
+      </w:r>
+    </w:p>
+    <w:p>
+      <w:pPr>
+        <w:pStyle w:val="FigCaption"/>
+      </w:pPr>
+      <w:r>
+        <w:rPr>
+          <w:rFonts w:ascii="Times New Roman" w:hAnsi="Times New Roman"/>
+        </w:rPr>
+        <w:t>Figure 5a. Cross-chemistry transfer without SOH — Oxford (raw AUC, mean H=10–50). AUC collapses across all training×target combinations.</w:t>
+      </w:r>
+    </w:p>
+    <w:p>
+      <w:pPr>
+        <w:jc w:val="center"/>
+      </w:pPr>
+      <w:r>
+        <w:rPr>
+          <w:rFonts w:ascii="Times New Roman" w:hAnsi="Times New Roman"/>
+        </w:rPr>
+        <w:drawing>
+          <wp:inline xmlns:a="http://schemas.openxmlformats.org/drawingml/2006/main" xmlns:pic="http://schemas.openxmlformats.org/drawingml/2006/picture">
+            <wp:extent cx="2926080" cy="1436095"/>
+            <wp:docPr id="8" name="Picture 8"/>
+            <wp:cNvGraphicFramePr>
+              <a:graphicFrameLocks noChangeAspect="1"/>
+            </wp:cNvGraphicFramePr>
+            <a:graphic>
+              <a:graphicData uri="http://schemas.openxmlformats.org/drawingml/2006/picture">
+                <pic:pic>
+                  <pic:nvPicPr>
+                    <pic:cNvPr id="0" name="Fig04b_CrossChem_No_SOH_Severson.png"/>
+                    <pic:cNvPicPr/>
+                  </pic:nvPicPr>
+                  <pic:blipFill>
+                    <a:blip r:embed="rId20"/>
+                    <a:stretch>
+                      <a:fillRect/>
+                    </a:stretch>
+                  </pic:blipFill>
+                  <pic:spPr>
+                    <a:xfrm>
+                      <a:off x="0" y="0"/>
+                      <a:ext cx="2926080" cy="1436095"/>
+                    </a:xfrm>
+                    <a:prstGeom prst="rect"/>
+                  </pic:spPr>
+                </pic:pic>
+              </a:graphicData>
+            </a:graphic>
+          </wp:inline>
+        </w:drawing>
+      </w:r>
+    </w:p>
+    <w:p>
+      <w:pPr>
+        <w:pStyle w:val="FigCaption"/>
+      </w:pPr>
+      <w:r>
+        <w:rPr>
+          <w:rFonts w:ascii="Times New Roman" w:hAnsi="Times New Roman"/>
+        </w:rPr>
+        <w:t>Figure 5b. Cross-chemistry transfer without SOH — Severson (raw AUC, mean H=10–50). AUC collapses, confirming SOH dependence.</w:t>
       </w:r>
     </w:p>
     <w:p>
@@ -8220,7 +8379,7 @@
         <w:rPr>
           <w:rFonts w:ascii="Times New Roman" w:hAnsi="Times New Roman"/>
         </w:rPr>
-        <w:t>To further investigate the role of individual features in cross-chemistry transfer, we compute SHAP (SHapley Additive exPlanations) values [11] for the three tree-based models trained on NASA and tested on Oxford (H=20, with SOH). Figures 6a–6c present the SHAP summary plots for XGBoost, LightGBM, and Random Forest respectively.</w:t>
+        <w:t>To further investigate the role of individual features in cross-chemistry transfer, we compute SHAP (SHapley Additive exPlanations) values [11] for the three tree-based models trained on NASA and tested on Oxford (H=20). Each figure (Fig. 6) presents a 2-panel summary: the top panel shows SHAP values with SOH included, the bottom panel shows SHAP values with SOH excluded.</w:t>
       </w:r>
     </w:p>
     <w:p>
@@ -8228,7 +8387,7 @@
         <w:rPr>
           <w:rFonts w:ascii="Times New Roman" w:hAnsi="Times New Roman"/>
         </w:rPr>
-        <w:t>Across all three model classes, SOH dominates as the most important feature by a wide margin. Cycle number is a distant second, while voltage, current, temperature, and duration features contribute negligibly. This pattern is consistent with the SOH-as-lookup-table mechanism described in Section 4.3: the models rely almost exclusively on SOH to make cross-chemistry predictions, and when SOH is removed (Section 4.4), the remaining features carry insufficient signal for above-chance discrimination.</w:t>
+        <w:t>When SOH is available, it dominates as the most important feature by a wide margin across all three model classes. Cycle number is a distant second, while voltage, current, temperature, and duration features contribute negligibly. When SOH is removed, all remaining features collapse to near-zero SHAP spread with no meaningful ranking signal. This visual collapse mirrors the quantitative AUC collapse and provides a one-glance demonstration of the paper’s central negative result.</w:t>
       </w:r>
     </w:p>
     <w:p>
@@ -8241,8 +8400,8 @@
         </w:rPr>
         <w:drawing>
           <wp:inline xmlns:a="http://schemas.openxmlformats.org/drawingml/2006/main" xmlns:pic="http://schemas.openxmlformats.org/drawingml/2006/picture">
-            <wp:extent cx="2926080" cy="1707653"/>
-            <wp:docPr id="6" name="Picture 6"/>
+            <wp:extent cx="2926080" cy="1476665"/>
+            <wp:docPr id="9" name="Picture 9"/>
             <wp:cNvGraphicFramePr>
               <a:graphicFrameLocks noChangeAspect="1"/>
             </wp:cNvGraphicFramePr>
@@ -8254,7 +8413,7 @@
                     <pic:cNvPicPr/>
                   </pic:nvPicPr>
                   <pic:blipFill>
-                    <a:blip r:embed="rId18"/>
+                    <a:blip r:embed="rId21"/>
                     <a:stretch>
                       <a:fillRect/>
                     </a:stretch>
@@ -8262,7 +8421,7 @@
                   <pic:spPr>
                     <a:xfrm>
                       <a:off x="0" y="0"/>
-                      <a:ext cx="2926080" cy="1707653"/>
+                      <a:ext cx="2926080" cy="1476665"/>
                     </a:xfrm>
                     <a:prstGeom prst="rect"/>
                   </pic:spPr>
@@ -8281,7 +8440,7 @@
         <w:rPr>
           <w:rFonts w:ascii="Times New Roman" w:hAnsi="Times New Roman"/>
         </w:rPr>
-        <w:t>Figure 6a. SHAP feature importance for XGBoost in NASA→Oxford cross-chemistry transfer (H=20, with SOH). SOH dominates all other features.</w:t>
+        <w:t>Figure 6. SHAP feature importance for XGBoost in NASA→Oxford cross-chemistry transfer (H=20). Top: with SOH (SOH dominates). Bottom: without SOH (all features collapse to near-zero SHAP spread).</w:t>
       </w:r>
     </w:p>
     <w:p>
@@ -8294,8 +8453,8 @@
         </w:rPr>
         <w:drawing>
           <wp:inline xmlns:a="http://schemas.openxmlformats.org/drawingml/2006/main" xmlns:pic="http://schemas.openxmlformats.org/drawingml/2006/picture">
-            <wp:extent cx="2926080" cy="1707653"/>
-            <wp:docPr id="7" name="Picture 7"/>
+            <wp:extent cx="2926080" cy="1475367"/>
+            <wp:docPr id="10" name="Picture 10"/>
             <wp:cNvGraphicFramePr>
               <a:graphicFrameLocks noChangeAspect="1"/>
             </wp:cNvGraphicFramePr>
@@ -8307,7 +8466,7 @@
                     <pic:cNvPicPr/>
                   </pic:nvPicPr>
                   <pic:blipFill>
-                    <a:blip r:embed="rId19"/>
+                    <a:blip r:embed="rId22"/>
                     <a:stretch>
                       <a:fillRect/>
                     </a:stretch>
@@ -8315,7 +8474,7 @@
                   <pic:spPr>
                     <a:xfrm>
                       <a:off x="0" y="0"/>
-                      <a:ext cx="2926080" cy="1707653"/>
+                      <a:ext cx="2926080" cy="1475367"/>
                     </a:xfrm>
                     <a:prstGeom prst="rect"/>
                   </pic:spPr>
@@ -8334,7 +8493,7 @@
         <w:rPr>
           <w:rFonts w:ascii="Times New Roman" w:hAnsi="Times New Roman"/>
         </w:rPr>
-        <w:t>Figure 6b. SHAP feature importance for LightGBM in NASA→Oxford cross-chemistry transfer (H=20, with SOH). SOH dominates all other features.</w:t>
+        <w:t>Figure 6. SHAP feature importance for LightGBM in NASA→Oxford cross-chemistry transfer (H=20). Top: with SOH (SOH dominates). Bottom: without SOH (all features collapse to near-zero SHAP spread).</w:t>
       </w:r>
     </w:p>
     <w:p>
@@ -8347,8 +8506,8 @@
         </w:rPr>
         <w:drawing>
           <wp:inline xmlns:a="http://schemas.openxmlformats.org/drawingml/2006/main" xmlns:pic="http://schemas.openxmlformats.org/drawingml/2006/picture">
-            <wp:extent cx="2926080" cy="1707653"/>
-            <wp:docPr id="8" name="Picture 8"/>
+            <wp:extent cx="2926080" cy="1475367"/>
+            <wp:docPr id="11" name="Picture 11"/>
             <wp:cNvGraphicFramePr>
               <a:graphicFrameLocks noChangeAspect="1"/>
             </wp:cNvGraphicFramePr>
@@ -8360,7 +8519,7 @@
                     <pic:cNvPicPr/>
                   </pic:nvPicPr>
                   <pic:blipFill>
-                    <a:blip r:embed="rId20"/>
+                    <a:blip r:embed="rId23"/>
                     <a:stretch>
                       <a:fillRect/>
                     </a:stretch>
@@ -8368,7 +8527,7 @@
                   <pic:spPr>
                     <a:xfrm>
                       <a:off x="0" y="0"/>
-                      <a:ext cx="2926080" cy="1707653"/>
+                      <a:ext cx="2926080" cy="1475367"/>
                     </a:xfrm>
                     <a:prstGeom prst="rect"/>
                   </pic:spPr>
@@ -8387,182 +8546,7 @@
         <w:rPr>
           <w:rFonts w:ascii="Times New Roman" w:hAnsi="Times New Roman"/>
         </w:rPr>
-        <w:t>Figure 6c. SHAP feature importance for Random Forest in NASA→Oxford cross-chemistry transfer (H=20, with SOH). SOH dominates all other features.</w:t>
-      </w:r>
-    </w:p>
-    <w:p>
-      <w:r>
-        <w:rPr>
-          <w:rFonts w:ascii="Times New Roman" w:hAnsi="Times New Roman"/>
-        </w:rPr>
-        <w:t>To provide a direct visual demonstration of the SOH-as-lookup-table mechanism, we also compute SHAP values for the no-SOH condition—training on NASA features excluding SOH, testing on Oxford (H=20). Figures 6d–6f present the SHAP summary plots for XGBoost, LightGBM, and Random Forest without SOH. The contrast is stark: where Figs. 6a–6c show SOH dominating with high-magnitude SHAP values across the full feature range, Figs. 6d–6f show all remaining features collapsed to near-zero SHAP spread with no meaningful ranking signal. This visual collapse mirrors the quantitative AUC collapse: without SOH, no feature carries sufficient chemistry-invariant signal to drive discriminative splits, and SHAP values reflect near-random permutation effects. The paired comparison (Fig. 6a vs 6d, 6b vs 6e, 6c vs 6f) provides a one-glance demonstration of the paper’s central negative result.</w:t>
-      </w:r>
-    </w:p>
-    <w:p>
-      <w:pPr>
-        <w:jc w:val="center"/>
-      </w:pPr>
-      <w:r>
-        <w:rPr>
-          <w:rFonts w:ascii="Times New Roman" w:hAnsi="Times New Roman"/>
-        </w:rPr>
-        <w:drawing>
-          <wp:inline xmlns:a="http://schemas.openxmlformats.org/drawingml/2006/main" xmlns:pic="http://schemas.openxmlformats.org/drawingml/2006/picture">
-            <wp:extent cx="2926080" cy="1707653"/>
-            <wp:docPr id="9" name="Picture 9"/>
-            <wp:cNvGraphicFramePr>
-              <a:graphicFrameLocks noChangeAspect="1"/>
-            </wp:cNvGraphicFramePr>
-            <a:graphic>
-              <a:graphicData uri="http://schemas.openxmlformats.org/drawingml/2006/picture">
-                <pic:pic>
-                  <pic:nvPicPr>
-                    <pic:cNvPr id="0" name="Fig06d_XGBoost_SHAP_noSOH.png"/>
-                    <pic:cNvPicPr/>
-                  </pic:nvPicPr>
-                  <pic:blipFill>
-                    <a:blip r:embed="rId21"/>
-                    <a:stretch>
-                      <a:fillRect/>
-                    </a:stretch>
-                  </pic:blipFill>
-                  <pic:spPr>
-                    <a:xfrm>
-                      <a:off x="0" y="0"/>
-                      <a:ext cx="2926080" cy="1707653"/>
-                    </a:xfrm>
-                    <a:prstGeom prst="rect"/>
-                  </pic:spPr>
-                </pic:pic>
-              </a:graphicData>
-            </a:graphic>
-          </wp:inline>
-        </w:drawing>
-      </w:r>
-    </w:p>
-    <w:p>
-      <w:pPr>
-        <w:pStyle w:val="FigCaption"/>
-      </w:pPr>
-      <w:r>
-        <w:rPr>
-          <w:rFonts w:ascii="Times New Roman" w:hAnsi="Times New Roman"/>
-        </w:rPr>
-        <w:t>Figure 6d. SHAP feature importance for XGBoost in NASA→Oxford cross-chemistry transfer (H=20, without SOH). All features collapse to near-zero SHAP spread.</w:t>
-      </w:r>
-    </w:p>
-    <w:p>
-      <w:pPr>
-        <w:jc w:val="center"/>
-      </w:pPr>
-      <w:r>
-        <w:rPr>
-          <w:rFonts w:ascii="Times New Roman" w:hAnsi="Times New Roman"/>
-        </w:rPr>
-        <w:drawing>
-          <wp:inline xmlns:a="http://schemas.openxmlformats.org/drawingml/2006/main" xmlns:pic="http://schemas.openxmlformats.org/drawingml/2006/picture">
-            <wp:extent cx="2926080" cy="1707653"/>
-            <wp:docPr id="10" name="Picture 10"/>
-            <wp:cNvGraphicFramePr>
-              <a:graphicFrameLocks noChangeAspect="1"/>
-            </wp:cNvGraphicFramePr>
-            <a:graphic>
-              <a:graphicData uri="http://schemas.openxmlformats.org/drawingml/2006/picture">
-                <pic:pic>
-                  <pic:nvPicPr>
-                    <pic:cNvPr id="0" name="Fig06e_LightGBM_SHAP_noSOH.png"/>
-                    <pic:cNvPicPr/>
-                  </pic:nvPicPr>
-                  <pic:blipFill>
-                    <a:blip r:embed="rId22"/>
-                    <a:stretch>
-                      <a:fillRect/>
-                    </a:stretch>
-                  </pic:blipFill>
-                  <pic:spPr>
-                    <a:xfrm>
-                      <a:off x="0" y="0"/>
-                      <a:ext cx="2926080" cy="1707653"/>
-                    </a:xfrm>
-                    <a:prstGeom prst="rect"/>
-                  </pic:spPr>
-                </pic:pic>
-              </a:graphicData>
-            </a:graphic>
-          </wp:inline>
-        </w:drawing>
-      </w:r>
-    </w:p>
-    <w:p>
-      <w:pPr>
-        <w:pStyle w:val="FigCaption"/>
-      </w:pPr>
-      <w:r>
-        <w:rPr>
-          <w:rFonts w:ascii="Times New Roman" w:hAnsi="Times New Roman"/>
-        </w:rPr>
-        <w:t>Figure 6e. SHAP feature importance for LightGBM in NASA→Oxford cross-chemistry transfer (H=20, without SOH). All features collapse to near-zero SHAP spread.</w:t>
-      </w:r>
-    </w:p>
-    <w:p>
-      <w:pPr>
-        <w:jc w:val="center"/>
-      </w:pPr>
-      <w:r>
-        <w:rPr>
-          <w:rFonts w:ascii="Times New Roman" w:hAnsi="Times New Roman"/>
-        </w:rPr>
-        <w:drawing>
-          <wp:inline xmlns:a="http://schemas.openxmlformats.org/drawingml/2006/main" xmlns:pic="http://schemas.openxmlformats.org/drawingml/2006/picture">
-            <wp:extent cx="2926080" cy="1707653"/>
-            <wp:docPr id="11" name="Picture 11"/>
-            <wp:cNvGraphicFramePr>
-              <a:graphicFrameLocks noChangeAspect="1"/>
-            </wp:cNvGraphicFramePr>
-            <a:graphic>
-              <a:graphicData uri="http://schemas.openxmlformats.org/drawingml/2006/picture">
-                <pic:pic>
-                  <pic:nvPicPr>
-                    <pic:cNvPr id="0" name="Fig06f_RandomForest_SHAP_noSOH.png"/>
-                    <pic:cNvPicPr/>
-                  </pic:nvPicPr>
-                  <pic:blipFill>
-                    <a:blip r:embed="rId23"/>
-                    <a:stretch>
-                      <a:fillRect/>
-                    </a:stretch>
-                  </pic:blipFill>
-                  <pic:spPr>
-                    <a:xfrm>
-                      <a:off x="0" y="0"/>
-                      <a:ext cx="2926080" cy="1707653"/>
-                    </a:xfrm>
-                    <a:prstGeom prst="rect"/>
-                  </pic:spPr>
-                </pic:pic>
-              </a:graphicData>
-            </a:graphic>
-          </wp:inline>
-        </w:drawing>
-      </w:r>
-    </w:p>
-    <w:p>
-      <w:pPr>
-        <w:pStyle w:val="FigCaption"/>
-      </w:pPr>
-      <w:r>
-        <w:rPr>
-          <w:rFonts w:ascii="Times New Roman" w:hAnsi="Times New Roman"/>
-        </w:rPr>
-        <w:t>Figure 6f. SHAP feature importance for Random Forest in NASA→Oxford cross-chemistry transfer (H=20, without SOH). All features collapse to near-zero SHAP spread.</w:t>
-      </w:r>
-    </w:p>
-    <w:p>
-      <w:r>
-        <w:rPr>
-          <w:rFonts w:ascii="Times New Roman" w:hAnsi="Times New Roman"/>
-        </w:rPr>
-        <w:t>The SHAP analysis confirms that the apparent cross-chemistry transfer is driven by a single feature acting as a chemistry-specific proxy rather than by genuine multi-feature degradation patterns that generalize across cathode materials. The no-SOH SHAP figures provide independent evidence that when SOH is unavailable, the model has no feature to exploit and reverts to near-random behavior—the SHAP values reflect this as a flat, unstructured distribution.</w:t>
+        <w:t>Figure 6. SHAP feature importance for Random Forest in NASA→Oxford cross-chemistry transfer (H=20). Top: with SOH (SOH dominates). Bottom: without SOH (all features collapse to near-zero SHAP spread).</w:t>
       </w:r>
     </w:p>
     <w:p>
